--- a/docs/PES_Guide_1_System_Overview.docx
+++ b/docs/PES_Guide_1_System_Overview.docx
@@ -1191,7 +1191,7 @@
                 <w:sz w:val="19"/>
                 <w:szCs w:val="19"/>
               </w:rPr>
-              <w:t xml:space="preserve">135</w:t>
+              <w:t xml:space="preserve">139</w:t>
             </w:r>
           </w:p>
         </w:tc>
@@ -1249,7 +1249,7 @@
                 <w:sz w:val="19"/>
                 <w:szCs w:val="19"/>
               </w:rPr>
-              <w:t xml:space="preserve">179</w:t>
+              <w:t xml:space="preserve">182</w:t>
             </w:r>
           </w:p>
         </w:tc>
@@ -2973,64 +2973,6 @@
                 <w:sz w:val="19"/>
                 <w:szCs w:val="19"/>
               </w:rPr>
-              <w:t xml:space="preserve">transformers.js</w:t>
-            </w:r>
-          </w:p>
-        </w:tc>
-        <w:tc>
-          <w:tcPr>
-            <w:tcW w:type="dxa" w:w="6426"/>
-            <w:shd w:fill="FFFFFF" w:color="auto" w:val="clear"/>
-            <w:tcMar>
-              <w:top w:type="dxa" w:w="90"/>
-              <w:left w:type="dxa" w:w="120"/>
-              <w:bottom w:type="dxa" w:w="90"/>
-              <w:right w:type="dxa" w:w="120"/>
-            </w:tcMar>
-          </w:tcPr>
-          <w:p>
-            <w:pPr>
-              <w:spacing w:after="0" w:line="250"/>
-            </w:pPr>
-            <w:r>
-              <w:rPr>
-                <w:rFonts w:ascii="Calibri" w:cs="Calibri" w:eastAsia="Calibri" w:hAnsi="Calibri"/>
-                <w:b w:val="false"/>
-                <w:bCs w:val="false"/>
-                <w:color w:val="1A1A1A"/>
-                <w:sz w:val="19"/>
-                <w:szCs w:val="19"/>
-              </w:rPr>
-              <w:t xml:space="preserve">Runs a small AI model inside the browser for the assistant's search. No API cost.</w:t>
-            </w:r>
-          </w:p>
-        </w:tc>
-      </w:tr>
-      <w:tr>
-        <w:tc>
-          <w:tcPr>
-            <w:tcW w:type="dxa" w:w="2600"/>
-            <w:shd w:fill="FFFFFF" w:color="auto" w:val="clear"/>
-            <w:tcMar>
-              <w:top w:type="dxa" w:w="90"/>
-              <w:left w:type="dxa" w:w="120"/>
-              <w:bottom w:type="dxa" w:w="90"/>
-              <w:right w:type="dxa" w:w="120"/>
-            </w:tcMar>
-          </w:tcPr>
-          <w:p>
-            <w:pPr>
-              <w:spacing w:after="0" w:line="250"/>
-            </w:pPr>
-            <w:r>
-              <w:rPr>
-                <w:rFonts w:ascii="Calibri" w:cs="Calibri" w:eastAsia="Calibri" w:hAnsi="Calibri"/>
-                <w:b w:val="false"/>
-                <w:bCs w:val="false"/>
-                <w:color w:val="1A1A1A"/>
-                <w:sz w:val="19"/>
-                <w:szCs w:val="19"/>
-              </w:rPr>
               <w:t xml:space="preserve">Vercel</w:t>
             </w:r>
           </w:p>
@@ -4337,7 +4279,7 @@
           <w:sz w:val="21"/>
           <w:szCs w:val="21"/>
         </w:rPr>
-        <w:t xml:space="preserve">Most of the interesting features use the second pattern. There are 135 such functions. Guide 2 explains how they are organised.</w:t>
+        <w:t xml:space="preserve">Most of the interesting features use the second pattern. There are 139 such functions. Guide 2 explains how they are organised.</w:t>
       </w:r>
     </w:p>
     <w:p>
@@ -6208,7 +6150,7 @@
           <w:sz w:val="26"/>
           <w:szCs w:val="26"/>
         </w:rPr>
-        <w:t xml:space="preserve">8.2 Partly built — the AI Assistant</w:t>
+        <w:t xml:space="preserve">8.2 Rebuilt in September 2026 — the AI Assistant</w:t>
       </w:r>
     </w:p>
     <w:p>
@@ -6226,7 +6168,7 @@
           <w:sz w:val="21"/>
           <w:szCs w:val="21"/>
         </w:rPr>
-        <w:t xml:space="preserve">The AI Assistant is further along than people assume. It already has three working layers:</w:t>
+        <w:t xml:space="preserve">The assistant used to sort each message into one of six known question types and answer from a hand-written sentence with the numbers dropped in, which is why it read as a collection of canned replies. It now sends every message to a language model, which chooses for itself which of twelve database functions to call and writes the answer from what they return.</w:t>
       </w:r>
     </w:p>
     <w:p>
@@ -6249,20 +6191,20 @@
           <w:sz w:val="21"/>
           <w:szCs w:val="21"/>
         </w:rPr>
-        <w:t xml:space="preserve">A semantic intent classifier</w:t>
-      </w:r>
-      <w:r>
-        <w:rPr>
-          <w:rFonts w:ascii="Calibri" w:cs="Calibri" w:eastAsia="Calibri" w:hAnsi="Calibri"/>
-          <w:b w:val="false"/>
-          <w:bCs w:val="false"/>
-          <w:i w:val="false"/>
-          <w:iCs w:val="false"/>
-          <w:color w:val="1A1A1A"/>
-          <w:sz w:val="21"/>
-          <w:szCs w:val="21"/>
-        </w:rPr>
-        <w:t xml:space="preserve"> that runs in the browser and works out what the student is asking.</w:t>
+        <w:t xml:space="preserve">Twelve tools</w:t>
+      </w:r>
+      <w:r>
+        <w:rPr>
+          <w:rFonts w:ascii="Calibri" w:cs="Calibri" w:eastAsia="Calibri" w:hAnsi="Calibri"/>
+          <w:b w:val="false"/>
+          <w:bCs w:val="false"/>
+          <w:i w:val="false"/>
+          <w:iCs w:val="false"/>
+          <w:color w:val="1A1A1A"/>
+          <w:sz w:val="21"/>
+          <w:szCs w:val="21"/>
+        </w:rPr>
+        <w:t xml:space="preserve"> covering standing, results, GPA targets, courses, attendance, minors, outstanding modules and medical certificates.</w:t>
       </w:r>
     </w:p>
     <w:p>
@@ -6298,7 +6240,7 @@
           <w:sz w:val="21"/>
           <w:szCs w:val="21"/>
         </w:rPr>
-        <w:t xml:space="preserve"> over 87 stored pieces of the Faculty Handbook, using vector similarity in Postgres.</w:t>
+        <w:t xml:space="preserve"> over 131 stored pieces, combining word matching with vector similarity, and cited with a page number.</w:t>
       </w:r>
     </w:p>
     <w:p>
@@ -6321,20 +6263,20 @@
           <w:sz w:val="21"/>
           <w:szCs w:val="21"/>
         </w:rPr>
-        <w:t xml:space="preserve">An escalation to Gemini</w:t>
-      </w:r>
-      <w:r>
-        <w:rPr>
-          <w:rFonts w:ascii="Calibri" w:cs="Calibri" w:eastAsia="Calibri" w:hAnsi="Calibri"/>
-          <w:b w:val="false"/>
-          <w:bCs w:val="false"/>
-          <w:i w:val="false"/>
-          <w:iCs w:val="false"/>
-          <w:color w:val="1A1A1A"/>
-          <w:sz w:val="21"/>
-          <w:szCs w:val="21"/>
-        </w:rPr>
-        <w:t xml:space="preserve"> through a Supabase Edge Function, for questions the first two layers cannot answer.</w:t>
+        <w:t xml:space="preserve">The same grounding rule as before</w:t>
+      </w:r>
+      <w:r>
+        <w:rPr>
+          <w:rFonts w:ascii="Calibri" w:cs="Calibri" w:eastAsia="Calibri" w:hAnsi="Calibri"/>
+          <w:b w:val="false"/>
+          <w:bCs w:val="false"/>
+          <w:i w:val="false"/>
+          <w:iCs w:val="false"/>
+          <w:color w:val="1A1A1A"/>
+          <w:sz w:val="21"/>
+          <w:szCs w:val="21"/>
+        </w:rPr>
+        <w:t xml:space="preserve"> — it may state only what a database function returned, and never does GPA arithmetic itself.</w:t>
       </w:r>
     </w:p>
     <w:p>
@@ -6352,7 +6294,7 @@
           <w:sz w:val="21"/>
           <w:szCs w:val="21"/>
         </w:rPr>
-        <w:t xml:space="preserve">It is the next major area of work, and Guide 5 describes exactly what exists today.</w:t>
+        <w:t xml:space="preserve">Guide 5 describes it in full, including the one thing that still limits it: the free AI quota allows about five questions a day, which has to be paid for before students are given the feature.</w:t>
       </w:r>
     </w:p>
     <w:p>

--- a/docs/PES_Guide_1_System_Overview.docx
+++ b/docs/PES_Guide_1_System_Overview.docx
@@ -3591,7 +3591,7 @@
         <w:pStyle w:val="ListParagraph"/>
         <w:numPr>
           <w:ilvl w:val="0"/>
-          <w:numId w:val="3"/>
+          <w:numId w:val="4"/>
         </w:numPr>
         <w:spacing w:after="80" w:line="276"/>
       </w:pPr>
@@ -3653,7 +3653,7 @@
         <w:pStyle w:val="ListParagraph"/>
         <w:numPr>
           <w:ilvl w:val="0"/>
-          <w:numId w:val="3"/>
+          <w:numId w:val="4"/>
         </w:numPr>
         <w:spacing w:after="80" w:line="276"/>
       </w:pPr>
@@ -3689,7 +3689,7 @@
         <w:pStyle w:val="ListParagraph"/>
         <w:numPr>
           <w:ilvl w:val="0"/>
-          <w:numId w:val="3"/>
+          <w:numId w:val="4"/>
         </w:numPr>
         <w:spacing w:after="80" w:line="276"/>
       </w:pPr>
@@ -3751,7 +3751,7 @@
         <w:pStyle w:val="ListParagraph"/>
         <w:numPr>
           <w:ilvl w:val="0"/>
-          <w:numId w:val="3"/>
+          <w:numId w:val="4"/>
         </w:numPr>
         <w:spacing w:after="80" w:line="276"/>
       </w:pPr>
@@ -3787,7 +3787,7 @@
         <w:pStyle w:val="ListParagraph"/>
         <w:numPr>
           <w:ilvl w:val="0"/>
-          <w:numId w:val="3"/>
+          <w:numId w:val="4"/>
         </w:numPr>
         <w:spacing w:after="80" w:line="276"/>
       </w:pPr>
@@ -3823,7 +3823,7 @@
         <w:pStyle w:val="ListParagraph"/>
         <w:numPr>
           <w:ilvl w:val="0"/>
-          <w:numId w:val="3"/>
+          <w:numId w:val="4"/>
         </w:numPr>
         <w:spacing w:after="80" w:line="276"/>
       </w:pPr>
@@ -3859,7 +3859,7 @@
         <w:pStyle w:val="ListParagraph"/>
         <w:numPr>
           <w:ilvl w:val="0"/>
-          <w:numId w:val="3"/>
+          <w:numId w:val="4"/>
         </w:numPr>
         <w:spacing w:after="80" w:line="276"/>
       </w:pPr>
@@ -6930,6 +6930,12 @@
     </w:lvlOverride>
   </w:num>
   <w:num w:numId="3">
+    <w:abstractNumId w:val="3"/>
+    <w:lvlOverride w:ilvl="0">
+      <w:startOverride w:val="1"/>
+    </w:lvlOverride>
+  </w:num>
+  <w:num w:numId="4">
     <w:abstractNumId w:val="3"/>
     <w:lvlOverride w:ilvl="0">
       <w:startOverride w:val="1"/>

--- a/docs/PES_Guide_1_System_Overview.docx
+++ b/docs/PES_Guide_1_System_Overview.docx
@@ -102,7 +102,7 @@
           <w:sz w:val="19"/>
           <w:szCs w:val="19"/>
         </w:rPr>
-        <w:t xml:space="preserve">Written 10 September 2026  ·  describes the system as deployed on that date</w:t>
+        <w:t xml:space="preserve">Updated 27 September 2026  ·  describes the system as deployed on that date  ·  first written 10 September 2026</w:t>
       </w:r>
     </w:p>
     <w:p>
@@ -564,6 +564,42 @@
     </w:p>
     <w:p>
       <w:pPr>
+        <w:pStyle w:val="ListParagraph"/>
+        <w:numPr>
+          <w:ilvl w:val="0"/>
+          <w:numId w:val="2"/>
+        </w:numPr>
+        <w:spacing w:after="70" w:line="276"/>
+      </w:pPr>
+      <w:r>
+        <w:rPr>
+          <w:rFonts w:ascii="Calibri" w:cs="Calibri" w:eastAsia="Calibri" w:hAnsi="Calibri"/>
+          <w:b/>
+          <w:bCs/>
+          <w:i w:val="false"/>
+          <w:iCs w:val="false"/>
+          <w:color w:val="1A1A1A"/>
+          <w:sz w:val="21"/>
+          <w:szCs w:val="21"/>
+        </w:rPr>
+        <w:t xml:space="preserve">Notices and notifications</w:t>
+      </w:r>
+      <w:r>
+        <w:rPr>
+          <w:rFonts w:ascii="Calibri" w:cs="Calibri" w:eastAsia="Calibri" w:hAnsi="Calibri"/>
+          <w:b w:val="false"/>
+          <w:bCs w:val="false"/>
+          <w:i w:val="false"/>
+          <w:iCs w:val="false"/>
+          <w:color w:val="1A1A1A"/>
+          <w:sz w:val="21"/>
+          <w:szCs w:val="21"/>
+        </w:rPr>
+        <w:t xml:space="preserve"> — a notice board aimed at the faculty, a department, a batch or one course, and a record of what changed for each person (a result published, a register opened, a mentor message).</w:t>
+      </w:r>
+    </w:p>
+    <w:p>
+      <w:pPr>
         <w:pStyle w:val="Heading2"/>
         <w:spacing w:after="120" w:before="300"/>
       </w:pPr>
@@ -594,7 +630,7 @@
           <w:sz w:val="21"/>
           <w:szCs w:val="21"/>
         </w:rPr>
-        <w:t xml:space="preserve">These are the real numbers from the live database on 10 September 2026. They matter because they tell you what scale the system is actually designed for.</w:t>
+        <w:t xml:space="preserve">These are the real numbers from the live database on 27 September 2026. They matter because they tell you what scale the system is actually designed for.</w:t>
       </w:r>
     </w:p>
     <w:tbl>
@@ -1133,7 +1169,7 @@
                 <w:sz w:val="19"/>
                 <w:szCs w:val="19"/>
               </w:rPr>
-              <w:t xml:space="preserve">39</w:t>
+              <w:t xml:space="preserve">41</w:t>
             </w:r>
           </w:p>
         </w:tc>
@@ -1191,7 +1227,7 @@
                 <w:sz w:val="19"/>
                 <w:szCs w:val="19"/>
               </w:rPr>
-              <w:t xml:space="preserve">139</w:t>
+              <w:t xml:space="preserve">218</w:t>
             </w:r>
           </w:p>
         </w:tc>
@@ -1249,7 +1285,7 @@
                 <w:sz w:val="19"/>
                 <w:szCs w:val="19"/>
               </w:rPr>
-              <w:t xml:space="preserve">182</w:t>
+              <w:t xml:space="preserve">247</w:t>
             </w:r>
           </w:p>
         </w:tc>
@@ -1307,7 +1343,7 @@
                 <w:sz w:val="19"/>
                 <w:szCs w:val="19"/>
               </w:rPr>
-              <w:t xml:space="preserve">132</w:t>
+              <w:t xml:space="preserve">150</w:t>
             </w:r>
           </w:p>
         </w:tc>
@@ -3169,7 +3205,7 @@
                 <w:sz w:val="18"/>
                 <w:szCs w:val="18"/>
               </w:rPr>
-              <w:t xml:space="preserve">          staff/               the 10 lecturer / HOD pages</w:t>
+              <w:t xml:space="preserve">          staff/               the 13 lecturer / HOD pages</w:t>
             </w:r>
           </w:p>
           <w:p>
@@ -3365,7 +3401,7 @@
                 <w:sz w:val="18"/>
                 <w:szCs w:val="18"/>
               </w:rPr>
-              <w:t xml:space="preserve">    migrations/                179 files - the full database history</w:t>
+              <w:t xml:space="preserve">    migrations/                247 files - the full database history</w:t>
             </w:r>
           </w:p>
           <w:p>
@@ -4279,7 +4315,7 @@
           <w:sz w:val="21"/>
           <w:szCs w:val="21"/>
         </w:rPr>
-        <w:t xml:space="preserve">Most of the interesting features use the second pattern. There are 139 such functions. Guide 2 explains how they are organised.</w:t>
+        <w:t xml:space="preserve">Most of the interesting features use the second pattern. There are 218 such functions. Guide 2 explains how they are organised.</w:t>
       </w:r>
     </w:p>
     <w:p>
@@ -4389,7 +4425,7 @@
           <w:sz w:val="21"/>
           <w:szCs w:val="21"/>
         </w:rPr>
-        <w:t xml:space="preserve">The Handbook's rules, written into the database as data rather than as code. There are 17 settings. Because they are data, the faculty can change a threshold without a developer redeploying the app.</w:t>
+        <w:t xml:space="preserve">The Handbook's rules, written into the database as data rather than as code. There are 18 settings. Because they are data, the faculty can change a threshold without a developer redeploying the app.</w:t>
       </w:r>
     </w:p>
     <w:tbl>
@@ -5325,7 +5361,7 @@
                 <w:sz w:val="19"/>
                 <w:szCs w:val="19"/>
               </w:rPr>
-              <w:t xml:space="preserve">5</w:t>
+              <w:t xml:space="preserve">1 (5 before release)</w:t>
             </w:r>
           </w:p>
         </w:tc>
@@ -5353,7 +5389,7 @@
                 <w:sz w:val="19"/>
                 <w:szCs w:val="19"/>
               </w:rPr>
-              <w:t xml:space="preserve">Fewer replies than this and nobody may see the analytics.</w:t>
+              <w:t xml:space="preserve">Fewer replies than this and nobody may see the analytics. Lowered to 1 while PES is tested by one developer; with one respondent a report names its author, so it goes back to 5 before students use it.</w:t>
             </w:r>
           </w:p>
         </w:tc>
@@ -5564,7 +5600,7 @@
           <w:sz w:val="21"/>
           <w:szCs w:val="21"/>
         </w:rPr>
-        <w:t xml:space="preserve">Vercel watches both. A push to dev produces a preview site; a push to main produces the live site.</w:t>
+        <w:t xml:space="preserve">Vercel builds main only. vercel.json turns deployment off for dev, so a push to dev deploys nothing and a push to main produces the live site.</w:t>
       </w:r>
     </w:p>
     <w:p>
@@ -5599,7 +5635,7 @@
           <w:sz w:val="21"/>
           <w:szCs w:val="21"/>
         </w:rPr>
-        <w:t xml:space="preserve">Database changes are applied to the live Supabase project and then exported into numbered files under supabase/migrations/. There are 179 of them, and together they are the complete history of how the database reached its current shape.</w:t>
+        <w:t xml:space="preserve">Database changes are applied to the live Supabase project and then exported into numbered files under supabase/migrations/. There are 247 of them, and together they are the complete history of how the database reached its current shape.</w:t>
       </w:r>
     </w:p>
     <w:tbl>
@@ -6138,41 +6174,6 @@
     </w:p>
     <w:p>
       <w:pPr>
-        <w:pStyle w:val="Heading2"/>
-        <w:spacing w:after="120" w:before="300"/>
-      </w:pPr>
-      <w:r>
-        <w:rPr>
-          <w:rFonts w:ascii="Calibri" w:cs="Calibri" w:eastAsia="Calibri" w:hAnsi="Calibri"/>
-          <w:b/>
-          <w:bCs/>
-          <w:color w:val="1A1A1A"/>
-          <w:sz w:val="26"/>
-          <w:szCs w:val="26"/>
-        </w:rPr>
-        <w:t xml:space="preserve">8.2 Rebuilt in September 2026 — the AI Assistant</w:t>
-      </w:r>
-    </w:p>
-    <w:p>
-      <w:pPr>
-        <w:spacing w:after="150" w:line="276"/>
-      </w:pPr>
-      <w:r>
-        <w:rPr>
-          <w:rFonts w:ascii="Calibri" w:cs="Calibri" w:eastAsia="Calibri" w:hAnsi="Calibri"/>
-          <w:b w:val="false"/>
-          <w:bCs w:val="false"/>
-          <w:i w:val="false"/>
-          <w:iCs w:val="false"/>
-          <w:color w:val="1A1A1A"/>
-          <w:sz w:val="21"/>
-          <w:szCs w:val="21"/>
-        </w:rPr>
-        <w:t xml:space="preserve">The assistant used to sort each message into one of six known question types and answer from a hand-written sentence with the numbers dropped in, which is why it read as a collection of canned replies. It now sends every message to a language model, which chooses for itself which of twelve database functions to call and writes the answer from what they return.</w:t>
-      </w:r>
-    </w:p>
-    <w:p>
-      <w:pPr>
         <w:pStyle w:val="ListParagraph"/>
         <w:numPr>
           <w:ilvl w:val="0"/>
@@ -6183,28 +6184,15 @@
       <w:r>
         <w:rPr>
           <w:rFonts w:ascii="Calibri" w:cs="Calibri" w:eastAsia="Calibri" w:hAnsi="Calibri"/>
-          <w:b/>
-          <w:bCs/>
-          <w:i w:val="false"/>
-          <w:iCs w:val="false"/>
-          <w:color w:val="1A1A1A"/>
-          <w:sz w:val="21"/>
-          <w:szCs w:val="21"/>
-        </w:rPr>
-        <w:t xml:space="preserve">Twelve tools</w:t>
-      </w:r>
-      <w:r>
-        <w:rPr>
-          <w:rFonts w:ascii="Calibri" w:cs="Calibri" w:eastAsia="Calibri" w:hAnsi="Calibri"/>
-          <w:b w:val="false"/>
-          <w:bCs w:val="false"/>
-          <w:i w:val="false"/>
-          <w:iCs w:val="false"/>
-          <w:color w:val="1A1A1A"/>
-          <w:sz w:val="21"/>
-          <w:szCs w:val="21"/>
-        </w:rPr>
-        <w:t xml:space="preserve"> covering standing, results, GPA targets, courses, attendance, minors, outstanding modules and medical certificates.</w:t>
+          <w:b w:val="false"/>
+          <w:bCs w:val="false"/>
+          <w:i w:val="false"/>
+          <w:iCs w:val="false"/>
+          <w:color w:val="1A1A1A"/>
+          <w:sz w:val="21"/>
+          <w:szCs w:val="21"/>
+        </w:rPr>
+        <w:t xml:space="preserve">Notice board with attachments, and notifications with unread badges</w:t>
       </w:r>
     </w:p>
     <w:p>
@@ -6219,28 +6207,50 @@
       <w:r>
         <w:rPr>
           <w:rFonts w:ascii="Calibri" w:cs="Calibri" w:eastAsia="Calibri" w:hAnsi="Calibri"/>
+          <w:b w:val="false"/>
+          <w:bCs w:val="false"/>
+          <w:i w:val="false"/>
+          <w:iCs w:val="false"/>
+          <w:color w:val="1A1A1A"/>
+          <w:sz w:val="21"/>
+          <w:szCs w:val="21"/>
+        </w:rPr>
+        <w:t xml:space="preserve">Results imported from Excel workbooks</w:t>
+      </w:r>
+    </w:p>
+    <w:p>
+      <w:pPr>
+        <w:pStyle w:val="Heading2"/>
+        <w:spacing w:after="120" w:before="300"/>
+      </w:pPr>
+      <w:r>
+        <w:rPr>
+          <w:rFonts w:ascii="Calibri" w:cs="Calibri" w:eastAsia="Calibri" w:hAnsi="Calibri"/>
           <w:b/>
           <w:bCs/>
-          <w:i w:val="false"/>
-          <w:iCs w:val="false"/>
-          <w:color w:val="1A1A1A"/>
-          <w:sz w:val="21"/>
-          <w:szCs w:val="21"/>
-        </w:rPr>
-        <w:t xml:space="preserve">Handbook search</w:t>
-      </w:r>
-      <w:r>
-        <w:rPr>
-          <w:rFonts w:ascii="Calibri" w:cs="Calibri" w:eastAsia="Calibri" w:hAnsi="Calibri"/>
-          <w:b w:val="false"/>
-          <w:bCs w:val="false"/>
-          <w:i w:val="false"/>
-          <w:iCs w:val="false"/>
-          <w:color w:val="1A1A1A"/>
-          <w:sz w:val="21"/>
-          <w:szCs w:val="21"/>
-        </w:rPr>
-        <w:t xml:space="preserve"> over 131 stored pieces, combining word matching with vector similarity, and cited with a page number.</w:t>
+          <w:color w:val="1A1A1A"/>
+          <w:sz w:val="26"/>
+          <w:szCs w:val="26"/>
+        </w:rPr>
+        <w:t xml:space="preserve">8.2 Rebuilt in September 2026 — the AI Assistant</w:t>
+      </w:r>
+    </w:p>
+    <w:p>
+      <w:pPr>
+        <w:spacing w:after="150" w:line="276"/>
+      </w:pPr>
+      <w:r>
+        <w:rPr>
+          <w:rFonts w:ascii="Calibri" w:cs="Calibri" w:eastAsia="Calibri" w:hAnsi="Calibri"/>
+          <w:b w:val="false"/>
+          <w:bCs w:val="false"/>
+          <w:i w:val="false"/>
+          <w:iCs w:val="false"/>
+          <w:color w:val="1A1A1A"/>
+          <w:sz w:val="21"/>
+          <w:szCs w:val="21"/>
+        </w:rPr>
+        <w:t xml:space="preserve">The assistant used to sort each message into one of six known question types and answer from a hand-written sentence with the numbers dropped in, which is why it read as a collection of canned replies. It now sends every message to a language model, which chooses for itself which of twelve database functions to call and writes the answer from what they return.</w:t>
       </w:r>
     </w:p>
     <w:p>
@@ -6263,6 +6273,78 @@
           <w:sz w:val="21"/>
           <w:szCs w:val="21"/>
         </w:rPr>
+        <w:t xml:space="preserve">Thirteen tools</w:t>
+      </w:r>
+      <w:r>
+        <w:rPr>
+          <w:rFonts w:ascii="Calibri" w:cs="Calibri" w:eastAsia="Calibri" w:hAnsi="Calibri"/>
+          <w:b w:val="false"/>
+          <w:bCs w:val="false"/>
+          <w:i w:val="false"/>
+          <w:iCs w:val="false"/>
+          <w:color w:val="1A1A1A"/>
+          <w:sz w:val="21"/>
+          <w:szCs w:val="21"/>
+        </w:rPr>
+        <w:t xml:space="preserve"> covering standing, results, GPA targets, courses, attendance, minors, outstanding modules and medical certificates.</w:t>
+      </w:r>
+    </w:p>
+    <w:p>
+      <w:pPr>
+        <w:pStyle w:val="ListParagraph"/>
+        <w:numPr>
+          <w:ilvl w:val="0"/>
+          <w:numId w:val="2"/>
+        </w:numPr>
+        <w:spacing w:after="70" w:line="276"/>
+      </w:pPr>
+      <w:r>
+        <w:rPr>
+          <w:rFonts w:ascii="Calibri" w:cs="Calibri" w:eastAsia="Calibri" w:hAnsi="Calibri"/>
+          <w:b/>
+          <w:bCs/>
+          <w:i w:val="false"/>
+          <w:iCs w:val="false"/>
+          <w:color w:val="1A1A1A"/>
+          <w:sz w:val="21"/>
+          <w:szCs w:val="21"/>
+        </w:rPr>
+        <w:t xml:space="preserve">Handbook search</w:t>
+      </w:r>
+      <w:r>
+        <w:rPr>
+          <w:rFonts w:ascii="Calibri" w:cs="Calibri" w:eastAsia="Calibri" w:hAnsi="Calibri"/>
+          <w:b w:val="false"/>
+          <w:bCs w:val="false"/>
+          <w:i w:val="false"/>
+          <w:iCs w:val="false"/>
+          <w:color w:val="1A1A1A"/>
+          <w:sz w:val="21"/>
+          <w:szCs w:val="21"/>
+        </w:rPr>
+        <w:t xml:space="preserve"> over 131 stored pieces, combining word matching with vector similarity, and cited with a page number.</w:t>
+      </w:r>
+    </w:p>
+    <w:p>
+      <w:pPr>
+        <w:pStyle w:val="ListParagraph"/>
+        <w:numPr>
+          <w:ilvl w:val="0"/>
+          <w:numId w:val="2"/>
+        </w:numPr>
+        <w:spacing w:after="70" w:line="276"/>
+      </w:pPr>
+      <w:r>
+        <w:rPr>
+          <w:rFonts w:ascii="Calibri" w:cs="Calibri" w:eastAsia="Calibri" w:hAnsi="Calibri"/>
+          <w:b/>
+          <w:bCs/>
+          <w:i w:val="false"/>
+          <w:iCs w:val="false"/>
+          <w:color w:val="1A1A1A"/>
+          <w:sz w:val="21"/>
+          <w:szCs w:val="21"/>
+        </w:rPr>
         <w:t xml:space="preserve">The same grounding rule as before</w:t>
       </w:r>
       <w:r>
@@ -6294,7 +6376,7 @@
           <w:sz w:val="21"/>
           <w:szCs w:val="21"/>
         </w:rPr>
-        <w:t xml:space="preserve">Guide 5 describes it in full, including the one thing that still limits it: the free AI quota allows about five questions a day, which has to be paid for before students are given the feature.</w:t>
+        <w:t xml:space="preserve">Guide 5 describes it in full, including the one thing that still limits it: the free Gemini tier allows only a few questions a day. That is the deliberate choice while PES is in development; a paid Gemini key replaces it when PES is distributed to students, and needs no code change, only the GEMINI_API_KEY secret.</w:t>
       </w:r>
     </w:p>
     <w:p>
@@ -6330,6 +6412,167 @@
           <w:szCs w:val="21"/>
         </w:rPr>
         <w:t xml:space="preserve">Two Handbook rules are recorded but not enforced: the Dean's List, and the time limits on completing the degree. These were noted during the September 2026 review and left for a decision rather than guessed at.</w:t>
+      </w:r>
+    </w:p>
+    <w:p>
+      <w:pPr>
+        <w:pStyle w:val="Heading2"/>
+        <w:spacing w:after="120" w:before="300"/>
+      </w:pPr>
+      <w:r>
+        <w:rPr>
+          <w:rFonts w:ascii="Calibri" w:cs="Calibri" w:eastAsia="Calibri" w:hAnsi="Calibri"/>
+          <w:b/>
+          <w:bCs/>
+          <w:color w:val="1A1A1A"/>
+          <w:sz w:val="26"/>
+          <w:szCs w:val="26"/>
+        </w:rPr>
+        <w:t xml:space="preserve">8.4 Changed since the first edition</w:t>
+      </w:r>
+    </w:p>
+    <w:p>
+      <w:pPr>
+        <w:pStyle w:val="ListParagraph"/>
+        <w:numPr>
+          <w:ilvl w:val="0"/>
+          <w:numId w:val="2"/>
+        </w:numPr>
+        <w:spacing w:after="70" w:line="276"/>
+      </w:pPr>
+      <w:r>
+        <w:rPr>
+          <w:rFonts w:ascii="Calibri" w:cs="Calibri" w:eastAsia="Calibri" w:hAnsi="Calibri"/>
+          <w:b/>
+          <w:bCs/>
+          <w:i w:val="false"/>
+          <w:iCs w:val="false"/>
+          <w:color w:val="1A1A1A"/>
+          <w:sz w:val="21"/>
+          <w:szCs w:val="21"/>
+        </w:rPr>
+        <w:t xml:space="preserve">Notices and notifications</w:t>
+      </w:r>
+      <w:r>
+        <w:rPr>
+          <w:rFonts w:ascii="Calibri" w:cs="Calibri" w:eastAsia="Calibri" w:hAnsi="Calibri"/>
+          <w:b w:val="false"/>
+          <w:bCs w:val="false"/>
+          <w:i w:val="false"/>
+          <w:iCs w:val="false"/>
+          <w:color w:val="1A1A1A"/>
+          <w:sz w:val="21"/>
+          <w:szCs w:val="21"/>
+        </w:rPr>
+        <w:t xml:space="preserve"> (13 September) — the notice board, per-person notifications written by database triggers, and sidebar badges that clear when the item is opened.</w:t>
+      </w:r>
+    </w:p>
+    <w:p>
+      <w:pPr>
+        <w:pStyle w:val="ListParagraph"/>
+        <w:numPr>
+          <w:ilvl w:val="0"/>
+          <w:numId w:val="2"/>
+        </w:numPr>
+        <w:spacing w:after="70" w:line="276"/>
+      </w:pPr>
+      <w:r>
+        <w:rPr>
+          <w:rFonts w:ascii="Calibri" w:cs="Calibri" w:eastAsia="Calibri" w:hAnsi="Calibri"/>
+          <w:b/>
+          <w:bCs/>
+          <w:i w:val="false"/>
+          <w:iCs w:val="false"/>
+          <w:color w:val="1A1A1A"/>
+          <w:sz w:val="21"/>
+          <w:szCs w:val="21"/>
+        </w:rPr>
+        <w:t xml:space="preserve">One register, one result sheet</w:t>
+      </w:r>
+      <w:r>
+        <w:rPr>
+          <w:rFonts w:ascii="Calibri" w:cs="Calibri" w:eastAsia="Calibri" w:hAnsi="Calibri"/>
+          <w:b w:val="false"/>
+          <w:bCs w:val="false"/>
+          <w:i w:val="false"/>
+          <w:iCs w:val="false"/>
+          <w:color w:val="1A1A1A"/>
+          <w:sz w:val="21"/>
+          <w:szCs w:val="21"/>
+        </w:rPr>
+        <w:t xml:space="preserve"> (19–20 September) — lecturers and the department office now write to the same delivery, so a mark or an attendance record entered by either appears on both screens.</w:t>
+      </w:r>
+    </w:p>
+    <w:p>
+      <w:pPr>
+        <w:pStyle w:val="ListParagraph"/>
+        <w:numPr>
+          <w:ilvl w:val="0"/>
+          <w:numId w:val="2"/>
+        </w:numPr>
+        <w:spacing w:after="70" w:line="276"/>
+      </w:pPr>
+      <w:r>
+        <w:rPr>
+          <w:rFonts w:ascii="Calibri" w:cs="Calibri" w:eastAsia="Calibri" w:hAnsi="Calibri"/>
+          <w:b/>
+          <w:bCs/>
+          <w:i w:val="false"/>
+          <w:iCs w:val="false"/>
+          <w:color w:val="1A1A1A"/>
+          <w:sz w:val="21"/>
+          <w:szCs w:val="21"/>
+        </w:rPr>
+        <w:t xml:space="preserve">A repeated course counts once</w:t>
+      </w:r>
+      <w:r>
+        <w:rPr>
+          <w:rFonts w:ascii="Calibri" w:cs="Calibri" w:eastAsia="Calibri" w:hAnsi="Calibri"/>
+          <w:b w:val="false"/>
+          <w:bCs w:val="false"/>
+          <w:i w:val="false"/>
+          <w:iCs w:val="false"/>
+          <w:color w:val="1A1A1A"/>
+          <w:sz w:val="21"/>
+          <w:szCs w:val="21"/>
+        </w:rPr>
+        <w:t xml:space="preserve"> (20 September) — every figure (GPA, credits, attendance, risk bands) now counts the attempt that stands and ignores the one it replaced, and attendance is counted per delivery rather than per course.</w:t>
+      </w:r>
+    </w:p>
+    <w:p>
+      <w:pPr>
+        <w:pStyle w:val="ListParagraph"/>
+        <w:numPr>
+          <w:ilvl w:val="0"/>
+          <w:numId w:val="2"/>
+        </w:numPr>
+        <w:spacing w:after="70" w:line="276"/>
+      </w:pPr>
+      <w:r>
+        <w:rPr>
+          <w:rFonts w:ascii="Calibri" w:cs="Calibri" w:eastAsia="Calibri" w:hAnsi="Calibri"/>
+          <w:b/>
+          <w:bCs/>
+          <w:i w:val="false"/>
+          <w:iCs w:val="false"/>
+          <w:color w:val="1A1A1A"/>
+          <w:sz w:val="21"/>
+          <w:szCs w:val="21"/>
+        </w:rPr>
+        <w:t xml:space="preserve">Security follow-up</w:t>
+      </w:r>
+      <w:r>
+        <w:rPr>
+          <w:rFonts w:ascii="Calibri" w:cs="Calibri" w:eastAsia="Calibri" w:hAnsi="Calibri"/>
+          <w:b w:val="false"/>
+          <w:bCs w:val="false"/>
+          <w:i w:val="false"/>
+          <w:iCs w:val="false"/>
+          <w:color w:val="1A1A1A"/>
+          <w:sz w:val="21"/>
+          <w:szCs w:val="21"/>
+        </w:rPr>
+        <w:t xml:space="preserve"> (27 September) — signed-out callers can no longer call any database function, the dated backup tables were dropped, and pgvector moved out of the public schema. Guide 4 describes it.</w:t>
       </w:r>
     </w:p>
     <w:p>

--- a/docs/PES_Guide_1_System_Overview.docx
+++ b/docs/PES_Guide_1_System_Overview.docx
@@ -379,7 +379,7 @@
           <w:sz w:val="21"/>
           <w:szCs w:val="21"/>
         </w:rPr>
-        <w:t xml:space="preserve"> — lecturers enter marks, the system works out the grade, the head of department publishes, and only then can students see it.</w:t>
+        <w:t xml:space="preserve"> — lecturers record the marks and the grade the examiners awarded, the system derives the grade point, the department (its admin or its head) publishes, and only then can students see it.</w:t>
       </w:r>
     </w:p>
     <w:p>
@@ -4959,7 +4959,7 @@
                 <w:sz w:val="19"/>
                 <w:szCs w:val="19"/>
               </w:rPr>
-              <w:t xml:space="preserve">How the overall mark is built.</w:t>
+              <w:t xml:space="preserve">The default split for a new course; each course carries its own. Grades are awarded, not computed from marks, so this describes a course rather than driving a calculation.</w:t>
             </w:r>
           </w:p>
         </w:tc>

--- a/docs/PES_Guide_1_System_Overview.docx
+++ b/docs/PES_Guide_1_System_Overview.docx
@@ -2022,7 +2022,7 @@
                 <w:sz w:val="19"/>
                 <w:szCs w:val="19"/>
               </w:rPr>
-              <w:t xml:space="preserve">51</w:t>
+              <w:t xml:space="preserve">49</w:t>
             </w:r>
           </w:p>
         </w:tc>
@@ -2152,7 +2152,7 @@
                 <w:sz w:val="19"/>
                 <w:szCs w:val="19"/>
               </w:rPr>
-              <w:t xml:space="preserve">275</w:t>
+              <w:t xml:space="preserve">276</w:t>
             </w:r>
           </w:p>
         </w:tc>
@@ -5151,7 +5151,7 @@
                 <w:sz w:val="18"/>
                 <w:szCs w:val="18"/>
               </w:rPr>
-              <w:t xml:space="preserve">    migrations/                  275 files - the full database history</w:t>
+              <w:t xml:space="preserve">    migrations/                  276 files - the full database history</w:t>
             </w:r>
           </w:p>
           <w:p>
@@ -7572,7 +7572,7 @@
           <w:sz w:val="21"/>
           <w:szCs w:val="21"/>
         </w:rPr>
-        <w:t xml:space="preserve">The privacy rules, written as SQL attached to each table. These decide who may see which row. There are 121 of them on the application's tables and 13 more on the stored files. They are covered fully in Guide 4.</w:t>
+        <w:t xml:space="preserve">The privacy rules, written as SQL attached to each table. These decide who may see which row. There are 117 of them on the application's tables and 13 more on the stored files. They are covered fully in Guide 4.</w:t>
       </w:r>
     </w:p>
     <w:p>
@@ -8087,7 +8087,7 @@
           <w:sz w:val="21"/>
           <w:szCs w:val="21"/>
         </w:rPr>
-        <w:t xml:space="preserve"> with the same version number, so the repository and the live history stay identical. There are 275 of them, and together they are the history of how the database reached its current shape. </w:t>
+        <w:t xml:space="preserve"> with the same version number, so the repository and the live history stay identical. There are 276 of them, and together they are the history of how the database reached its current shape. </w:t>
       </w:r>
       <w:r>
         <w:rPr>
@@ -8957,6 +8957,120 @@
     </w:p>
     <w:p>
       <w:pPr>
+        <w:pStyle w:val="Heading2"/>
+        <w:keepNext/>
+        <w:spacing w:after="120" w:before="300"/>
+      </w:pPr>
+      <w:bookmarkStart w:id="25" w:name="_Toc_25"/>
+      <w:r>
+        <w:rPr>
+          <w:rFonts w:ascii="Calibri" w:cs="Calibri" w:eastAsia="Calibri" w:hAnsi="Calibri"/>
+          <w:b/>
+          <w:bCs/>
+          <w:i w:val="false"/>
+          <w:iCs w:val="false"/>
+          <w:color w:val="1A1A1A"/>
+          <w:sz w:val="26"/>
+          <w:szCs w:val="26"/>
+        </w:rPr>
+        <w:t xml:space="preserve">8.4 Before students use it</w:t>
+      </w:r>
+      <w:bookmarkEnd w:id="25"/>
+    </w:p>
+    <w:p>
+      <w:pPr>
+        <w:spacing w:after="150" w:line="276"/>
+      </w:pPr>
+      <w:r>
+        <w:rPr>
+          <w:rFonts w:ascii="Calibri" w:cs="Calibri" w:eastAsia="Calibri" w:hAnsi="Calibri"/>
+          <w:b w:val="false"/>
+          <w:bCs w:val="false"/>
+          <w:i w:val="false"/>
+          <w:iCs w:val="false"/>
+          <w:color w:val="1A1A1A"/>
+          <w:sz w:val="21"/>
+          <w:szCs w:val="21"/>
+        </w:rPr>
+        <w:t xml:space="preserve">Three settings are deliberately relaxed for testing and must be put back before distribution: the feedback threshold (1, back to 5), Supabase's leaked-password protection (needs the Pro plan), and the assistant's daily limits (</w:t>
+      </w:r>
+      <w:r>
+        <w:rPr>
+          <w:rFonts w:ascii="Consolas" w:cs="Consolas" w:eastAsia="Consolas" w:hAnsi="Consolas"/>
+          <w:b w:val="false"/>
+          <w:bCs w:val="false"/>
+          <w:i w:val="false"/>
+          <w:iCs w:val="false"/>
+          <w:color w:val="8B1E2D"/>
+          <w:sz w:val="19"/>
+          <w:szCs w:val="19"/>
+        </w:rPr>
+        <w:t xml:space="preserve">AI_DAILY_QUOTA</w:t>
+      </w:r>
+      <w:r>
+        <w:rPr>
+          <w:rFonts w:ascii="Calibri" w:cs="Calibri" w:eastAsia="Calibri" w:hAnsi="Calibri"/>
+          <w:b w:val="false"/>
+          <w:bCs w:val="false"/>
+          <w:i w:val="false"/>
+          <w:iCs w:val="false"/>
+          <w:color w:val="1A1A1A"/>
+          <w:sz w:val="21"/>
+          <w:szCs w:val="21"/>
+        </w:rPr>
+        <w:t xml:space="preserve">, </w:t>
+      </w:r>
+      <w:r>
+        <w:rPr>
+          <w:rFonts w:ascii="Consolas" w:cs="Consolas" w:eastAsia="Consolas" w:hAnsi="Consolas"/>
+          <w:b w:val="false"/>
+          <w:bCs w:val="false"/>
+          <w:i w:val="false"/>
+          <w:iCs w:val="false"/>
+          <w:color w:val="8B1E2D"/>
+          <w:sz w:val="19"/>
+          <w:szCs w:val="19"/>
+        </w:rPr>
+        <w:t xml:space="preserve">AI_PER_STUDENT_DAILY</w:t>
+      </w:r>
+      <w:r>
+        <w:rPr>
+          <w:rFonts w:ascii="Calibri" w:cs="Calibri" w:eastAsia="Calibri" w:hAnsi="Calibri"/>
+          <w:b w:val="false"/>
+          <w:bCs w:val="false"/>
+          <w:i w:val="false"/>
+          <w:iCs w:val="false"/>
+          <w:color w:val="1A1A1A"/>
+          <w:sz w:val="21"/>
+          <w:szCs w:val="21"/>
+        </w:rPr>
+        <w:t xml:space="preserve">). Guide 7 has the checklist.</w:t>
+      </w:r>
+    </w:p>
+    <w:p>
+      <w:pPr>
+        <w:pStyle w:val="Heading2"/>
+        <w:keepNext/>
+        <w:spacing w:after="120" w:before="300"/>
+      </w:pPr>
+      <w:bookmarkStart w:id="26" w:name="_Toc_26"/>
+      <w:r>
+        <w:rPr>
+          <w:rFonts w:ascii="Calibri" w:cs="Calibri" w:eastAsia="Calibri" w:hAnsi="Calibri"/>
+          <w:b/>
+          <w:bCs/>
+          <w:i w:val="false"/>
+          <w:iCs w:val="false"/>
+          <w:color w:val="1A1A1A"/>
+          <w:sz w:val="26"/>
+          <w:szCs w:val="26"/>
+        </w:rPr>
+        <w:t xml:space="preserve">8.5 Changed since the first edition</w:t>
+      </w:r>
+      <w:bookmarkEnd w:id="26"/>
+    </w:p>
+    <w:p>
+      <w:pPr>
         <w:pStyle w:val="ListParagraph"/>
         <w:numPr>
           <w:ilvl w:val="0"/>
@@ -8975,135 +9089,21 @@
           <w:sz w:val="21"/>
           <w:szCs w:val="21"/>
         </w:rPr>
-        <w:t xml:space="preserve">Timetables</w:t>
-      </w:r>
-      <w:r>
-        <w:rPr>
-          <w:rFonts w:ascii="Calibri" w:cs="Calibri" w:eastAsia="Calibri" w:hAnsi="Calibri"/>
-          <w:b w:val="false"/>
-          <w:bCs w:val="false"/>
-          <w:i w:val="false"/>
-          <w:iCs w:val="false"/>
-          <w:color w:val="1A1A1A"/>
-          <w:sz w:val="21"/>
-          <w:szCs w:val="21"/>
-        </w:rPr>
-        <w:t xml:space="preserve"> — the table exists and is empty; nothing reads it yet.</w:t>
-      </w:r>
-    </w:p>
-    <w:p>
-      <w:pPr>
-        <w:pStyle w:val="Heading2"/>
-        <w:keepNext/>
-        <w:spacing w:after="120" w:before="300"/>
-      </w:pPr>
-      <w:bookmarkStart w:id="25" w:name="_Toc_25"/>
-      <w:r>
-        <w:rPr>
-          <w:rFonts w:ascii="Calibri" w:cs="Calibri" w:eastAsia="Calibri" w:hAnsi="Calibri"/>
-          <w:b/>
-          <w:bCs/>
-          <w:i w:val="false"/>
-          <w:iCs w:val="false"/>
-          <w:color w:val="1A1A1A"/>
-          <w:sz w:val="26"/>
-          <w:szCs w:val="26"/>
-        </w:rPr>
-        <w:t xml:space="preserve">8.4 Before students use it</w:t>
-      </w:r>
-      <w:bookmarkEnd w:id="25"/>
-    </w:p>
-    <w:p>
-      <w:pPr>
-        <w:spacing w:after="150" w:line="276"/>
-      </w:pPr>
-      <w:r>
-        <w:rPr>
-          <w:rFonts w:ascii="Calibri" w:cs="Calibri" w:eastAsia="Calibri" w:hAnsi="Calibri"/>
-          <w:b w:val="false"/>
-          <w:bCs w:val="false"/>
-          <w:i w:val="false"/>
-          <w:iCs w:val="false"/>
-          <w:color w:val="1A1A1A"/>
-          <w:sz w:val="21"/>
-          <w:szCs w:val="21"/>
-        </w:rPr>
-        <w:t xml:space="preserve">Three settings are deliberately relaxed for testing and must be put back before distribution: the feedback threshold (1, back to 5), Supabase's leaked-password protection (needs the Pro plan), and the assistant's daily limits (</w:t>
-      </w:r>
-      <w:r>
-        <w:rPr>
-          <w:rFonts w:ascii="Consolas" w:cs="Consolas" w:eastAsia="Consolas" w:hAnsi="Consolas"/>
-          <w:b w:val="false"/>
-          <w:bCs w:val="false"/>
-          <w:i w:val="false"/>
-          <w:iCs w:val="false"/>
-          <w:color w:val="8B1E2D"/>
-          <w:sz w:val="19"/>
-          <w:szCs w:val="19"/>
-        </w:rPr>
-        <w:t xml:space="preserve">AI_DAILY_QUOTA</w:t>
-      </w:r>
-      <w:r>
-        <w:rPr>
-          <w:rFonts w:ascii="Calibri" w:cs="Calibri" w:eastAsia="Calibri" w:hAnsi="Calibri"/>
-          <w:b w:val="false"/>
-          <w:bCs w:val="false"/>
-          <w:i w:val="false"/>
-          <w:iCs w:val="false"/>
-          <w:color w:val="1A1A1A"/>
-          <w:sz w:val="21"/>
-          <w:szCs w:val="21"/>
-        </w:rPr>
-        <w:t xml:space="preserve">, </w:t>
-      </w:r>
-      <w:r>
-        <w:rPr>
-          <w:rFonts w:ascii="Consolas" w:cs="Consolas" w:eastAsia="Consolas" w:hAnsi="Consolas"/>
-          <w:b w:val="false"/>
-          <w:bCs w:val="false"/>
-          <w:i w:val="false"/>
-          <w:iCs w:val="false"/>
-          <w:color w:val="8B1E2D"/>
-          <w:sz w:val="19"/>
-          <w:szCs w:val="19"/>
-        </w:rPr>
-        <w:t xml:space="preserve">AI_PER_STUDENT_DAILY</w:t>
-      </w:r>
-      <w:r>
-        <w:rPr>
-          <w:rFonts w:ascii="Calibri" w:cs="Calibri" w:eastAsia="Calibri" w:hAnsi="Calibri"/>
-          <w:b w:val="false"/>
-          <w:bCs w:val="false"/>
-          <w:i w:val="false"/>
-          <w:iCs w:val="false"/>
-          <w:color w:val="1A1A1A"/>
-          <w:sz w:val="21"/>
-          <w:szCs w:val="21"/>
-        </w:rPr>
-        <w:t xml:space="preserve">). Guide 7 has the checklist.</w:t>
-      </w:r>
-    </w:p>
-    <w:p>
-      <w:pPr>
-        <w:pStyle w:val="Heading2"/>
-        <w:keepNext/>
-        <w:spacing w:after="120" w:before="300"/>
-      </w:pPr>
-      <w:bookmarkStart w:id="26" w:name="_Toc_26"/>
-      <w:r>
-        <w:rPr>
-          <w:rFonts w:ascii="Calibri" w:cs="Calibri" w:eastAsia="Calibri" w:hAnsi="Calibri"/>
-          <w:b/>
-          <w:bCs/>
-          <w:i w:val="false"/>
-          <w:iCs w:val="false"/>
-          <w:color w:val="1A1A1A"/>
-          <w:sz w:val="26"/>
-          <w:szCs w:val="26"/>
-        </w:rPr>
-        <w:t xml:space="preserve">8.5 Changed since the first edition</w:t>
-      </w:r>
-      <w:bookmarkEnd w:id="26"/>
+        <w:t xml:space="preserve">Notices and notifications</w:t>
+      </w:r>
+      <w:r>
+        <w:rPr>
+          <w:rFonts w:ascii="Calibri" w:cs="Calibri" w:eastAsia="Calibri" w:hAnsi="Calibri"/>
+          <w:b w:val="false"/>
+          <w:bCs w:val="false"/>
+          <w:i w:val="false"/>
+          <w:iCs w:val="false"/>
+          <w:color w:val="1A1A1A"/>
+          <w:sz w:val="21"/>
+          <w:szCs w:val="21"/>
+        </w:rPr>
+        <w:t xml:space="preserve"> (13 September) — the notice board, per-person notifications written by database triggers, and sidebar badges that clear when the item is opened.</w:t>
+      </w:r>
     </w:p>
     <w:p>
       <w:pPr>
@@ -9125,20 +9125,20 @@
           <w:sz w:val="21"/>
           <w:szCs w:val="21"/>
         </w:rPr>
-        <w:t xml:space="preserve">Notices and notifications</w:t>
-      </w:r>
-      <w:r>
-        <w:rPr>
-          <w:rFonts w:ascii="Calibri" w:cs="Calibri" w:eastAsia="Calibri" w:hAnsi="Calibri"/>
-          <w:b w:val="false"/>
-          <w:bCs w:val="false"/>
-          <w:i w:val="false"/>
-          <w:iCs w:val="false"/>
-          <w:color w:val="1A1A1A"/>
-          <w:sz w:val="21"/>
-          <w:szCs w:val="21"/>
-        </w:rPr>
-        <w:t xml:space="preserve"> (13 September) — the notice board, per-person notifications written by database triggers, and sidebar badges that clear when the item is opened.</w:t>
+        <w:t xml:space="preserve">One register, one result sheet</w:t>
+      </w:r>
+      <w:r>
+        <w:rPr>
+          <w:rFonts w:ascii="Calibri" w:cs="Calibri" w:eastAsia="Calibri" w:hAnsi="Calibri"/>
+          <w:b w:val="false"/>
+          <w:bCs w:val="false"/>
+          <w:i w:val="false"/>
+          <w:iCs w:val="false"/>
+          <w:color w:val="1A1A1A"/>
+          <w:sz w:val="21"/>
+          <w:szCs w:val="21"/>
+        </w:rPr>
+        <w:t xml:space="preserve"> (19–20 September) — lecturers and the department office write to the same delivery.</w:t>
       </w:r>
     </w:p>
     <w:p>
@@ -9161,20 +9161,20 @@
           <w:sz w:val="21"/>
           <w:szCs w:val="21"/>
         </w:rPr>
-        <w:t xml:space="preserve">One register, one result sheet</w:t>
-      </w:r>
-      <w:r>
-        <w:rPr>
-          <w:rFonts w:ascii="Calibri" w:cs="Calibri" w:eastAsia="Calibri" w:hAnsi="Calibri"/>
-          <w:b w:val="false"/>
-          <w:bCs w:val="false"/>
-          <w:i w:val="false"/>
-          <w:iCs w:val="false"/>
-          <w:color w:val="1A1A1A"/>
-          <w:sz w:val="21"/>
-          <w:szCs w:val="21"/>
-        </w:rPr>
-        <w:t xml:space="preserve"> (19–20 September) — lecturers and the department office write to the same delivery.</w:t>
+        <w:t xml:space="preserve">A repeated course counts once</w:t>
+      </w:r>
+      <w:r>
+        <w:rPr>
+          <w:rFonts w:ascii="Calibri" w:cs="Calibri" w:eastAsia="Calibri" w:hAnsi="Calibri"/>
+          <w:b w:val="false"/>
+          <w:bCs w:val="false"/>
+          <w:i w:val="false"/>
+          <w:iCs w:val="false"/>
+          <w:color w:val="1A1A1A"/>
+          <w:sz w:val="21"/>
+          <w:szCs w:val="21"/>
+        </w:rPr>
+        <w:t xml:space="preserve"> (20 September) — every figure counts the attempt that stands and ignores the one it replaced.</w:t>
       </w:r>
     </w:p>
     <w:p>
@@ -9197,20 +9197,20 @@
           <w:sz w:val="21"/>
           <w:szCs w:val="21"/>
         </w:rPr>
-        <w:t xml:space="preserve">A repeated course counts once</w:t>
-      </w:r>
-      <w:r>
-        <w:rPr>
-          <w:rFonts w:ascii="Calibri" w:cs="Calibri" w:eastAsia="Calibri" w:hAnsi="Calibri"/>
-          <w:b w:val="false"/>
-          <w:bCs w:val="false"/>
-          <w:i w:val="false"/>
-          <w:iCs w:val="false"/>
-          <w:color w:val="1A1A1A"/>
-          <w:sz w:val="21"/>
-          <w:szCs w:val="21"/>
-        </w:rPr>
-        <w:t xml:space="preserve"> (20 September) — every figure counts the attempt that stands and ignores the one it replaced.</w:t>
+        <w:t xml:space="preserve">Security follow-up</w:t>
+      </w:r>
+      <w:r>
+        <w:rPr>
+          <w:rFonts w:ascii="Calibri" w:cs="Calibri" w:eastAsia="Calibri" w:hAnsi="Calibri"/>
+          <w:b w:val="false"/>
+          <w:bCs w:val="false"/>
+          <w:i w:val="false"/>
+          <w:iCs w:val="false"/>
+          <w:color w:val="1A1A1A"/>
+          <w:sz w:val="21"/>
+          <w:szCs w:val="21"/>
+        </w:rPr>
+        <w:t xml:space="preserve"> (27 September) — signed-out callers can no longer call the application's functions, the dated backup tables were dropped, and pgvector moved out of the public schema.</w:t>
       </w:r>
     </w:p>
     <w:p>
@@ -9233,20 +9233,20 @@
           <w:sz w:val="21"/>
           <w:szCs w:val="21"/>
         </w:rPr>
-        <w:t xml:space="preserve">Security follow-up</w:t>
-      </w:r>
-      <w:r>
-        <w:rPr>
-          <w:rFonts w:ascii="Calibri" w:cs="Calibri" w:eastAsia="Calibri" w:hAnsi="Calibri"/>
-          <w:b w:val="false"/>
-          <w:bCs w:val="false"/>
-          <w:i w:val="false"/>
-          <w:iCs w:val="false"/>
-          <w:color w:val="1A1A1A"/>
-          <w:sz w:val="21"/>
-          <w:szCs w:val="21"/>
-        </w:rPr>
-        <w:t xml:space="preserve"> (27 September) — signed-out callers can no longer call the application's functions, the dated backup tables were dropped, and pgvector moved out of the public schema.</w:t>
+        <w:t xml:space="preserve">Department colours, profiles and photos</w:t>
+      </w:r>
+      <w:r>
+        <w:rPr>
+          <w:rFonts w:ascii="Calibri" w:cs="Calibri" w:eastAsia="Calibri" w:hAnsi="Calibri"/>
+          <w:b w:val="false"/>
+          <w:bCs w:val="false"/>
+          <w:i w:val="false"/>
+          <w:iCs w:val="false"/>
+          <w:color w:val="1A1A1A"/>
+          <w:sz w:val="21"/>
+          <w:szCs w:val="21"/>
+        </w:rPr>
+        <w:t xml:space="preserve"> (27 September) — each department's colour from the Handbook carried through every list; lecturers and admins keep their own profile and photo.</w:t>
       </w:r>
     </w:p>
     <w:p>
@@ -9269,20 +9269,20 @@
           <w:sz w:val="21"/>
           <w:szCs w:val="21"/>
         </w:rPr>
-        <w:t xml:space="preserve">Department colours, profiles and photos</w:t>
-      </w:r>
-      <w:r>
-        <w:rPr>
-          <w:rFonts w:ascii="Calibri" w:cs="Calibri" w:eastAsia="Calibri" w:hAnsi="Calibri"/>
-          <w:b w:val="false"/>
-          <w:bCs w:val="false"/>
-          <w:i w:val="false"/>
-          <w:iCs w:val="false"/>
-          <w:color w:val="1A1A1A"/>
-          <w:sz w:val="21"/>
-          <w:szCs w:val="21"/>
-        </w:rPr>
-        <w:t xml:space="preserve"> (27 September) — each department's colour from the Handbook carried through every list; lecturers and admins keep their own profile and photo.</w:t>
+        <w:t xml:space="preserve">The assistant reads the faculty website</w:t>
+      </w:r>
+      <w:r>
+        <w:rPr>
+          <w:rFonts w:ascii="Calibri" w:cs="Calibri" w:eastAsia="Calibri" w:hAnsi="Calibri"/>
+          <w:b w:val="false"/>
+          <w:bCs w:val="false"/>
+          <w:i w:val="false"/>
+          <w:iCs w:val="false"/>
+          <w:color w:val="1A1A1A"/>
+          <w:sz w:val="21"/>
+          <w:szCs w:val="21"/>
+        </w:rPr>
+        <w:t xml:space="preserve"> (30 September) — a nightly read of eng.sjp.ac.lk, searched beside the Handbook.</w:t>
       </w:r>
     </w:p>
     <w:p>
@@ -9305,20 +9305,20 @@
           <w:sz w:val="21"/>
           <w:szCs w:val="21"/>
         </w:rPr>
-        <w:t xml:space="preserve">The assistant reads the faculty website</w:t>
-      </w:r>
-      <w:r>
-        <w:rPr>
-          <w:rFonts w:ascii="Calibri" w:cs="Calibri" w:eastAsia="Calibri" w:hAnsi="Calibri"/>
-          <w:b w:val="false"/>
-          <w:bCs w:val="false"/>
-          <w:i w:val="false"/>
-          <w:iCs w:val="false"/>
-          <w:color w:val="1A1A1A"/>
-          <w:sz w:val="21"/>
-          <w:szCs w:val="21"/>
-        </w:rPr>
-        <w:t xml:space="preserve"> (30 September) — a nightly read of eng.sjp.ac.lk, searched beside the Handbook.</w:t>
+        <w:t xml:space="preserve">Minors follow the study plan</w:t>
+      </w:r>
+      <w:r>
+        <w:rPr>
+          <w:rFonts w:ascii="Calibri" w:cs="Calibri" w:eastAsia="Calibri" w:hAnsi="Calibri"/>
+          <w:b w:val="false"/>
+          <w:bCs w:val="false"/>
+          <w:i w:val="false"/>
+          <w:iCs w:val="false"/>
+          <w:color w:val="1A1A1A"/>
+          <w:sz w:val="21"/>
+          <w:szCs w:val="21"/>
+        </w:rPr>
+        <w:t xml:space="preserve"> (1 October) — baskets per semester, a mandatory course, and a warning at enrolment when it is left out.</w:t>
       </w:r>
     </w:p>
     <w:p>
@@ -9341,20 +9341,20 @@
           <w:sz w:val="21"/>
           <w:szCs w:val="21"/>
         </w:rPr>
-        <w:t xml:space="preserve">Minors follow the study plan</w:t>
-      </w:r>
-      <w:r>
-        <w:rPr>
-          <w:rFonts w:ascii="Calibri" w:cs="Calibri" w:eastAsia="Calibri" w:hAnsi="Calibri"/>
-          <w:b w:val="false"/>
-          <w:bCs w:val="false"/>
-          <w:i w:val="false"/>
-          <w:iCs w:val="false"/>
-          <w:color w:val="1A1A1A"/>
-          <w:sz w:val="21"/>
-          <w:szCs w:val="21"/>
-        </w:rPr>
-        <w:t xml:space="preserve"> (1 October) — baskets per semester, a mandatory course, and a warning at enrolment when it is left out.</w:t>
+        <w:t xml:space="preserve">Batches</w:t>
+      </w:r>
+      <w:r>
+        <w:rPr>
+          <w:rFonts w:ascii="Calibri" w:cs="Calibri" w:eastAsia="Calibri" w:hAnsi="Calibri"/>
+          <w:b w:val="false"/>
+          <w:bCs w:val="false"/>
+          <w:i w:val="false"/>
+          <w:iCs w:val="false"/>
+          <w:color w:val="1A1A1A"/>
+          <w:sz w:val="21"/>
+          <w:szCs w:val="21"/>
+        </w:rPr>
+        <w:t xml:space="preserve"> (1 October) — bringing an intake in, dividing it into departments, and removing a batch that has left.</w:t>
       </w:r>
     </w:p>
     <w:p>
@@ -9377,20 +9377,20 @@
           <w:sz w:val="21"/>
           <w:szCs w:val="21"/>
         </w:rPr>
-        <w:t xml:space="preserve">Batches</w:t>
-      </w:r>
-      <w:r>
-        <w:rPr>
-          <w:rFonts w:ascii="Calibri" w:cs="Calibri" w:eastAsia="Calibri" w:hAnsi="Calibri"/>
-          <w:b w:val="false"/>
-          <w:bCs w:val="false"/>
-          <w:i w:val="false"/>
-          <w:iCs w:val="false"/>
-          <w:color w:val="1A1A1A"/>
-          <w:sz w:val="21"/>
-          <w:szCs w:val="21"/>
-        </w:rPr>
-        <w:t xml:space="preserve"> (1 October) — bringing an intake in, dividing it into departments, and removing a batch that has left.</w:t>
+        <w:t xml:space="preserve">Accounts and the faculty's own model</w:t>
+      </w:r>
+      <w:r>
+        <w:rPr>
+          <w:rFonts w:ascii="Calibri" w:cs="Calibri" w:eastAsia="Calibri" w:hAnsi="Calibri"/>
+          <w:b w:val="false"/>
+          <w:bCs w:val="false"/>
+          <w:i w:val="false"/>
+          <w:iCs w:val="false"/>
+          <w:color w:val="1A1A1A"/>
+          <w:sz w:val="21"/>
+          <w:szCs w:val="21"/>
+        </w:rPr>
+        <w:t xml:space="preserve"> (2 October) — invitations, resets and deactivation by email; the assistant on a local model with Gemini behind it.</w:t>
       </w:r>
     </w:p>
     <w:p>
@@ -9413,20 +9413,20 @@
           <w:sz w:val="21"/>
           <w:szCs w:val="21"/>
         </w:rPr>
-        <w:t xml:space="preserve">Accounts and the faculty's own model</w:t>
-      </w:r>
-      <w:r>
-        <w:rPr>
-          <w:rFonts w:ascii="Calibri" w:cs="Calibri" w:eastAsia="Calibri" w:hAnsi="Calibri"/>
-          <w:b w:val="false"/>
-          <w:bCs w:val="false"/>
-          <w:i w:val="false"/>
-          <w:iCs w:val="false"/>
-          <w:color w:val="1A1A1A"/>
-          <w:sz w:val="21"/>
-          <w:szCs w:val="21"/>
-        </w:rPr>
-        <w:t xml:space="preserve"> (2 October) — invitations, resets and deactivation by email; the assistant on a local model with Gemini behind it.</w:t>
+        <w:t xml:space="preserve">Courses over two semesters, and the new Graduation Planner</w:t>
+      </w:r>
+      <w:r>
+        <w:rPr>
+          <w:rFonts w:ascii="Calibri" w:cs="Calibri" w:eastAsia="Calibri" w:hAnsi="Calibri"/>
+          <w:b w:val="false"/>
+          <w:bCs w:val="false"/>
+          <w:i w:val="false"/>
+          <w:iCs w:val="false"/>
+          <w:color w:val="1A1A1A"/>
+          <w:sz w:val="21"/>
+          <w:szCs w:val="21"/>
+        </w:rPr>
+        <w:t xml:space="preserve"> (28 October) — a course graded once for both parts; semester targets, scenarios, the gold medal check, sharing with the mentor, and a notification when a semester is complete.</w:t>
       </w:r>
     </w:p>
     <w:p>
@@ -9449,20 +9449,20 @@
           <w:sz w:val="21"/>
           <w:szCs w:val="21"/>
         </w:rPr>
-        <w:t xml:space="preserve">Courses over two semesters, and the new Graduation Planner</w:t>
-      </w:r>
-      <w:r>
-        <w:rPr>
-          <w:rFonts w:ascii="Calibri" w:cs="Calibri" w:eastAsia="Calibri" w:hAnsi="Calibri"/>
-          <w:b w:val="false"/>
-          <w:bCs w:val="false"/>
-          <w:i w:val="false"/>
-          <w:iCs w:val="false"/>
-          <w:color w:val="1A1A1A"/>
-          <w:sz w:val="21"/>
-          <w:szCs w:val="21"/>
-        </w:rPr>
-        <w:t xml:space="preserve"> (28 October) — a course graded once for both parts; semester targets, scenarios, the gold medal check, sharing with the mentor, and a notification when a semester is complete.</w:t>
+        <w:t xml:space="preserve">Extending an enrolment window</w:t>
+      </w:r>
+      <w:r>
+        <w:rPr>
+          <w:rFonts w:ascii="Calibri" w:cs="Calibri" w:eastAsia="Calibri" w:hAnsi="Calibri"/>
+          <w:b w:val="false"/>
+          <w:bCs w:val="false"/>
+          <w:i w:val="false"/>
+          <w:iCs w:val="false"/>
+          <w:color w:val="1A1A1A"/>
+          <w:sz w:val="21"/>
+          <w:szCs w:val="21"/>
+        </w:rPr>
+        <w:t xml:space="preserve"> (29 October).</w:t>
       </w:r>
     </w:p>
     <w:p>
@@ -9485,20 +9485,98 @@
           <w:sz w:val="21"/>
           <w:szCs w:val="21"/>
         </w:rPr>
-        <w:t xml:space="preserve">Extending an enrolment window</w:t>
-      </w:r>
-      <w:r>
-        <w:rPr>
-          <w:rFonts w:ascii="Calibri" w:cs="Calibri" w:eastAsia="Calibri" w:hAnsi="Calibri"/>
-          <w:b w:val="false"/>
-          <w:bCs w:val="false"/>
-          <w:i w:val="false"/>
-          <w:iCs w:val="false"/>
-          <w:color w:val="1A1A1A"/>
-          <w:sz w:val="21"/>
-          <w:szCs w:val="21"/>
-        </w:rPr>
-        <w:t xml:space="preserve"> (29 October).</w:t>
+        <w:t xml:space="preserve">Unused database objects removed</w:t>
+      </w:r>
+      <w:r>
+        <w:rPr>
+          <w:rFonts w:ascii="Calibri" w:cs="Calibri" w:eastAsia="Calibri" w:hAnsi="Calibri"/>
+          <w:b w:val="false"/>
+          <w:bCs w:val="false"/>
+          <w:i w:val="false"/>
+          <w:iCs w:val="false"/>
+          <w:color w:val="1A1A1A"/>
+          <w:sz w:val="21"/>
+          <w:szCs w:val="21"/>
+        </w:rPr>
+        <w:t xml:space="preserve"> (30 October) — the empty </w:t>
+      </w:r>
+      <w:r>
+        <w:rPr>
+          <w:rFonts w:ascii="Consolas" w:cs="Consolas" w:eastAsia="Consolas" w:hAnsi="Consolas"/>
+          <w:b w:val="false"/>
+          <w:bCs w:val="false"/>
+          <w:i w:val="false"/>
+          <w:iCs w:val="false"/>
+          <w:color w:val="8B1E2D"/>
+          <w:sz w:val="19"/>
+          <w:szCs w:val="19"/>
+        </w:rPr>
+        <w:t xml:space="preserve">timetables</w:t>
+      </w:r>
+      <w:r>
+        <w:rPr>
+          <w:rFonts w:ascii="Calibri" w:cs="Calibri" w:eastAsia="Calibri" w:hAnsi="Calibri"/>
+          <w:b w:val="false"/>
+          <w:bCs w:val="false"/>
+          <w:i w:val="false"/>
+          <w:iCs w:val="false"/>
+          <w:color w:val="1A1A1A"/>
+          <w:sz w:val="21"/>
+          <w:szCs w:val="21"/>
+        </w:rPr>
+        <w:t xml:space="preserve"> and legacy </w:t>
+      </w:r>
+      <w:r>
+        <w:rPr>
+          <w:rFonts w:ascii="Consolas" w:cs="Consolas" w:eastAsia="Consolas" w:hAnsi="Consolas"/>
+          <w:b w:val="false"/>
+          <w:bCs w:val="false"/>
+          <w:i w:val="false"/>
+          <w:iCs w:val="false"/>
+          <w:color w:val="8B1E2D"/>
+          <w:sz w:val="19"/>
+          <w:szCs w:val="19"/>
+        </w:rPr>
+        <w:t xml:space="preserve">feedback</w:t>
+      </w:r>
+      <w:r>
+        <w:rPr>
+          <w:rFonts w:ascii="Calibri" w:cs="Calibri" w:eastAsia="Calibri" w:hAnsi="Calibri"/>
+          <w:b w:val="false"/>
+          <w:bCs w:val="false"/>
+          <w:i w:val="false"/>
+          <w:iCs w:val="false"/>
+          <w:color w:val="1A1A1A"/>
+          <w:sz w:val="21"/>
+          <w:szCs w:val="21"/>
+        </w:rPr>
+        <w:t xml:space="preserve"> tables, the never-filled </w:t>
+      </w:r>
+      <w:r>
+        <w:rPr>
+          <w:rFonts w:ascii="Consolas" w:cs="Consolas" w:eastAsia="Consolas" w:hAnsi="Consolas"/>
+          <w:b w:val="false"/>
+          <w:bCs w:val="false"/>
+          <w:i w:val="false"/>
+          <w:iCs w:val="false"/>
+          <w:color w:val="8B1E2D"/>
+          <w:sz w:val="19"/>
+          <w:szCs w:val="19"/>
+        </w:rPr>
+        <w:t xml:space="preserve">courses.lecturer_name</w:t>
+      </w:r>
+      <w:r>
+        <w:rPr>
+          <w:rFonts w:ascii="Calibri" w:cs="Calibri" w:eastAsia="Calibri" w:hAnsi="Calibri"/>
+          <w:b w:val="false"/>
+          <w:bCs w:val="false"/>
+          <w:i w:val="false"/>
+          <w:iCs w:val="false"/>
+          <w:color w:val="1A1A1A"/>
+          <w:sz w:val="21"/>
+          <w:szCs w:val="21"/>
+        </w:rPr>
+        <w:t xml:space="preserve"> column and an unused view, with no data lost.</w:t>
       </w:r>
     </w:p>
     <w:p>
